--- a/Task6 folder/Task6.docx
+++ b/Task6 folder/Task6.docx
@@ -10438,12 +10438,6 @@
             <w:insideH w:val="single" w:color="auto" w:sz="4" w:space="0"/>
             <w:insideV w:val="single" w:color="auto" w:sz="4" w:space="0"/>
           </w:tblBorders>
-          <w:tblCellMar>
-            <w:top w:w="0" w:type="dxa"/>
-            <w:left w:w="10" w:type="dxa"/>
-            <w:bottom w:w="0" w:type="dxa"/>
-            <w:right w:w="10" w:type="dxa"/>
-          </w:tblCellMar>
         </w:tblPrEx>
         <w:tc>
           <w:tcPr>
@@ -16996,55 +16990,66 @@
     </w:p>
     <w:p>
       <w:pPr>
-        <w:rPr>
-          <w:rFonts w:hint="default" w:ascii="Times New Roman" w:hAnsi="Times New Roman" w:cs="Times New Roman"/>
-          <w:sz w:val="24"/>
-          <w:szCs w:val="24"/>
-        </w:rPr>
-      </w:pPr>
-    </w:p>
-    <w:p>
-      <w:pPr>
-        <w:rPr>
-          <w:rFonts w:hint="default" w:ascii="Times New Roman" w:hAnsi="Times New Roman" w:cs="Times New Roman"/>
-          <w:sz w:val="24"/>
-          <w:szCs w:val="24"/>
-        </w:rPr>
-      </w:pPr>
-      <w:r>
-        <w:rPr>
-          <w:rFonts w:hint="default" w:ascii="Times New Roman" w:hAnsi="Times New Roman" w:cs="Times New Roman"/>
-          <w:sz w:val="24"/>
-          <w:szCs w:val="24"/>
-        </w:rPr>
-        <w:t>### Screenshot Area 4</w:t>
-      </w:r>
-    </w:p>
-    <w:p>
-      <w:pPr>
-        <w:rPr>
-          <w:rFonts w:hint="default" w:ascii="Times New Roman" w:hAnsi="Times New Roman" w:cs="Times New Roman"/>
-          <w:sz w:val="24"/>
-          <w:szCs w:val="24"/>
-        </w:rPr>
-      </w:pPr>
-    </w:p>
-    <w:p>
-      <w:pPr>
-        <w:rPr>
-          <w:rFonts w:hint="default" w:ascii="Times New Roman" w:hAnsi="Times New Roman" w:cs="Times New Roman"/>
-          <w:sz w:val="24"/>
-          <w:szCs w:val="24"/>
-        </w:rPr>
-      </w:pPr>
-      <w:r>
-        <w:rPr>
-          <w:rFonts w:hint="default" w:ascii="Times New Roman" w:hAnsi="Times New Roman" w:cs="Times New Roman"/>
-          <w:sz w:val="24"/>
-          <w:szCs w:val="24"/>
-        </w:rPr>
-        <w:t>**Insert Screenshot of SQLite Database Structure Here**</w:t>
-      </w:r>
+        <w:numPr>
+          <w:numId w:val="0"/>
+        </w:numPr>
+        <w:tabs>
+          <w:tab w:val="left" w:pos="420"/>
+        </w:tabs>
+        <w:rPr>
+          <w:rFonts w:hint="default" w:ascii="Times New Roman" w:hAnsi="Times New Roman" w:cs="Times New Roman"/>
+          <w:sz w:val="24"/>
+          <w:szCs w:val="24"/>
+          <w:lang w:val="en-US"/>
+        </w:rPr>
+      </w:pPr>
+      <w:r>
+        <w:rPr>
+          <w:rFonts w:hint="default" w:ascii="Times New Roman" w:hAnsi="Times New Roman" w:cs="Times New Roman"/>
+          <w:sz w:val="24"/>
+          <w:szCs w:val="24"/>
+          <w:lang w:val="en-US"/>
+        </w:rPr>
+        <w:drawing>
+          <wp:inline distT="0" distB="0" distL="114300" distR="114300">
+            <wp:extent cx="5272405" cy="3418840"/>
+            <wp:effectExtent l="0" t="0" r="6350" b="3175"/>
+            <wp:docPr id="10" name="Picture 10" descr="IMG-20260616-WA0015"/>
+            <wp:cNvGraphicFramePr>
+              <a:graphicFrameLocks xmlns:a="http://schemas.openxmlformats.org/drawingml/2006/main" noChangeAspect="1"/>
+            </wp:cNvGraphicFramePr>
+            <a:graphic xmlns:a="http://schemas.openxmlformats.org/drawingml/2006/main">
+              <a:graphicData uri="http://schemas.openxmlformats.org/drawingml/2006/picture">
+                <pic:pic xmlns:pic="http://schemas.openxmlformats.org/drawingml/2006/picture">
+                  <pic:nvPicPr>
+                    <pic:cNvPr id="10" name="Picture 10" descr="IMG-20260616-WA0015"/>
+                    <pic:cNvPicPr>
+                      <a:picLocks noChangeAspect="1"/>
+                    </pic:cNvPicPr>
+                  </pic:nvPicPr>
+                  <pic:blipFill>
+                    <a:blip r:embed="rId10"/>
+                    <a:stretch>
+                      <a:fillRect/>
+                    </a:stretch>
+                  </pic:blipFill>
+                  <pic:spPr>
+                    <a:xfrm>
+                      <a:off x="0" y="0"/>
+                      <a:ext cx="5272405" cy="3418840"/>
+                    </a:xfrm>
+                    <a:prstGeom prst="rect">
+                      <a:avLst/>
+                    </a:prstGeom>
+                  </pic:spPr>
+                </pic:pic>
+              </a:graphicData>
+            </a:graphic>
+          </wp:inline>
+        </w:drawing>
+      </w:r>
+      <w:bookmarkStart w:id="0" w:name="_GoBack"/>
+      <w:bookmarkEnd w:id="0"/>
     </w:p>
     <w:p>
       <w:pPr>
@@ -17822,127 +17827,117 @@
           <w:rFonts w:hint="default" w:ascii="Times New Roman" w:hAnsi="Times New Roman" w:cs="Times New Roman"/>
           <w:sz w:val="24"/>
           <w:szCs w:val="24"/>
-        </w:rPr>
-      </w:pPr>
-      <w:r>
-        <w:rPr>
-          <w:rFonts w:hint="default" w:ascii="Times New Roman" w:hAnsi="Times New Roman" w:cs="Times New Roman"/>
-          <w:sz w:val="24"/>
-          <w:szCs w:val="24"/>
-        </w:rPr>
-        <w:t>### Screenshot Area 6</w:t>
-      </w:r>
-    </w:p>
-    <w:p>
-      <w:pPr>
-        <w:rPr>
-          <w:rFonts w:hint="default" w:ascii="Times New Roman" w:hAnsi="Times New Roman" w:cs="Times New Roman"/>
-          <w:sz w:val="24"/>
-          <w:szCs w:val="24"/>
-        </w:rPr>
-      </w:pPr>
-    </w:p>
-    <w:p>
-      <w:pPr>
-        <w:rPr>
-          <w:rFonts w:hint="default" w:ascii="Times New Roman" w:hAnsi="Times New Roman" w:cs="Times New Roman"/>
-          <w:sz w:val="24"/>
-          <w:szCs w:val="24"/>
-        </w:rPr>
-      </w:pPr>
-      <w:r>
-        <w:rPr>
-          <w:rFonts w:hint="default" w:ascii="Times New Roman" w:hAnsi="Times New Roman" w:cs="Times New Roman"/>
-          <w:sz w:val="24"/>
-          <w:szCs w:val="24"/>
-        </w:rPr>
-        <w:t>**Insert Screenshot of Node.js Project Structure Here**</w:t>
-      </w:r>
-    </w:p>
-    <w:p>
-      <w:pPr>
-        <w:rPr>
-          <w:rFonts w:hint="default" w:ascii="Times New Roman" w:hAnsi="Times New Roman" w:cs="Times New Roman"/>
-          <w:sz w:val="24"/>
-          <w:szCs w:val="24"/>
-        </w:rPr>
-      </w:pPr>
-    </w:p>
-    <w:p>
-      <w:pPr>
-        <w:rPr>
-          <w:rFonts w:hint="default" w:ascii="Times New Roman" w:hAnsi="Times New Roman" w:cs="Times New Roman"/>
-          <w:sz w:val="24"/>
-          <w:szCs w:val="24"/>
-        </w:rPr>
-      </w:pPr>
-      <w:r>
-        <w:rPr>
-          <w:rFonts w:hint="default" w:ascii="Times New Roman" w:hAnsi="Times New Roman" w:cs="Times New Roman"/>
-          <w:sz w:val="24"/>
-          <w:szCs w:val="24"/>
-        </w:rPr>
-        <w:t>---</w:t>
-      </w:r>
-    </w:p>
-    <w:p>
-      <w:pPr>
-        <w:rPr>
-          <w:rFonts w:hint="default" w:ascii="Times New Roman" w:hAnsi="Times New Roman" w:cs="Times New Roman"/>
-          <w:sz w:val="24"/>
-          <w:szCs w:val="24"/>
-        </w:rPr>
-      </w:pPr>
-    </w:p>
-    <w:p>
-      <w:pPr>
-        <w:rPr>
-          <w:rFonts w:hint="default" w:ascii="Times New Roman" w:hAnsi="Times New Roman" w:cs="Times New Roman"/>
-          <w:sz w:val="24"/>
-          <w:szCs w:val="24"/>
-        </w:rPr>
-      </w:pPr>
-      <w:r>
-        <w:rPr>
-          <w:rFonts w:hint="default" w:ascii="Times New Roman" w:hAnsi="Times New Roman" w:cs="Times New Roman"/>
-          <w:sz w:val="24"/>
-          <w:szCs w:val="24"/>
-        </w:rPr>
-        <w:t>### Screenshot Area 7</w:t>
-      </w:r>
-    </w:p>
-    <w:p>
-      <w:pPr>
-        <w:rPr>
-          <w:rFonts w:hint="default" w:ascii="Times New Roman" w:hAnsi="Times New Roman" w:cs="Times New Roman"/>
-          <w:sz w:val="24"/>
-          <w:szCs w:val="24"/>
-        </w:rPr>
-      </w:pPr>
-    </w:p>
-    <w:p>
-      <w:pPr>
-        <w:rPr>
-          <w:rFonts w:hint="default" w:ascii="Times New Roman" w:hAnsi="Times New Roman" w:cs="Times New Roman"/>
-          <w:sz w:val="24"/>
-          <w:szCs w:val="24"/>
-        </w:rPr>
-      </w:pPr>
-      <w:r>
-        <w:rPr>
-          <w:rFonts w:hint="default" w:ascii="Times New Roman" w:hAnsi="Times New Roman" w:cs="Times New Roman"/>
-          <w:sz w:val="24"/>
-          <w:szCs w:val="24"/>
-        </w:rPr>
-        <w:t>**Insert Screenshot of Node.js API Endpoints Here**</w:t>
-      </w:r>
-    </w:p>
-    <w:p>
-      <w:pPr>
-        <w:rPr>
-          <w:rFonts w:hint="default" w:ascii="Times New Roman" w:hAnsi="Times New Roman" w:cs="Times New Roman"/>
-          <w:sz w:val="24"/>
-          <w:szCs w:val="24"/>
+          <w:lang w:val="en-US"/>
+        </w:rPr>
+      </w:pPr>
+      <w:r>
+        <w:rPr>
+          <w:rFonts w:hint="default" w:ascii="Times New Roman" w:hAnsi="Times New Roman" w:cs="Times New Roman"/>
+          <w:sz w:val="24"/>
+          <w:szCs w:val="24"/>
+          <w:lang w:val="en-US"/>
+        </w:rPr>
+        <w:drawing>
+          <wp:inline distT="0" distB="0" distL="114300" distR="114300">
+            <wp:extent cx="5269230" cy="3843020"/>
+            <wp:effectExtent l="0" t="0" r="9525" b="0"/>
+            <wp:docPr id="8" name="Picture 8" descr="IMG-20260616-WA0014"/>
+            <wp:cNvGraphicFramePr>
+              <a:graphicFrameLocks xmlns:a="http://schemas.openxmlformats.org/drawingml/2006/main" noChangeAspect="1"/>
+            </wp:cNvGraphicFramePr>
+            <a:graphic xmlns:a="http://schemas.openxmlformats.org/drawingml/2006/main">
+              <a:graphicData uri="http://schemas.openxmlformats.org/drawingml/2006/picture">
+                <pic:pic xmlns:pic="http://schemas.openxmlformats.org/drawingml/2006/picture">
+                  <pic:nvPicPr>
+                    <pic:cNvPr id="8" name="Picture 8" descr="IMG-20260616-WA0014"/>
+                    <pic:cNvPicPr>
+                      <a:picLocks noChangeAspect="1"/>
+                    </pic:cNvPicPr>
+                  </pic:nvPicPr>
+                  <pic:blipFill>
+                    <a:blip r:embed="rId11"/>
+                    <a:stretch>
+                      <a:fillRect/>
+                    </a:stretch>
+                  </pic:blipFill>
+                  <pic:spPr>
+                    <a:xfrm>
+                      <a:off x="0" y="0"/>
+                      <a:ext cx="5269230" cy="3843020"/>
+                    </a:xfrm>
+                    <a:prstGeom prst="rect">
+                      <a:avLst/>
+                    </a:prstGeom>
+                  </pic:spPr>
+                </pic:pic>
+              </a:graphicData>
+            </a:graphic>
+          </wp:inline>
+        </w:drawing>
+      </w:r>
+    </w:p>
+    <w:p>
+      <w:pPr>
+        <w:rPr>
+          <w:rFonts w:hint="default" w:ascii="Times New Roman" w:hAnsi="Times New Roman" w:cs="Times New Roman"/>
+          <w:sz w:val="24"/>
+          <w:szCs w:val="24"/>
+          <w:lang w:val="en-US"/>
+        </w:rPr>
+      </w:pPr>
+      <w:r>
+        <w:rPr>
+          <w:rFonts w:hint="default" w:ascii="Times New Roman" w:hAnsi="Times New Roman" w:cs="Times New Roman"/>
+          <w:sz w:val="24"/>
+          <w:szCs w:val="24"/>
+          <w:lang w:val="en-US"/>
+        </w:rPr>
+        <w:drawing>
+          <wp:inline distT="0" distB="0" distL="114300" distR="114300">
+            <wp:extent cx="5269865" cy="4199890"/>
+            <wp:effectExtent l="0" t="0" r="8890" b="10160"/>
+            <wp:docPr id="9" name="Picture 9" descr="IMG-20260616-WA0016"/>
+            <wp:cNvGraphicFramePr>
+              <a:graphicFrameLocks xmlns:a="http://schemas.openxmlformats.org/drawingml/2006/main" noChangeAspect="1"/>
+            </wp:cNvGraphicFramePr>
+            <a:graphic xmlns:a="http://schemas.openxmlformats.org/drawingml/2006/main">
+              <a:graphicData uri="http://schemas.openxmlformats.org/drawingml/2006/picture">
+                <pic:pic xmlns:pic="http://schemas.openxmlformats.org/drawingml/2006/picture">
+                  <pic:nvPicPr>
+                    <pic:cNvPr id="9" name="Picture 9" descr="IMG-20260616-WA0016"/>
+                    <pic:cNvPicPr>
+                      <a:picLocks noChangeAspect="1"/>
+                    </pic:cNvPicPr>
+                  </pic:nvPicPr>
+                  <pic:blipFill>
+                    <a:blip r:embed="rId12"/>
+                    <a:stretch>
+                      <a:fillRect/>
+                    </a:stretch>
+                  </pic:blipFill>
+                  <pic:spPr>
+                    <a:xfrm>
+                      <a:off x="0" y="0"/>
+                      <a:ext cx="5269865" cy="4199890"/>
+                    </a:xfrm>
+                    <a:prstGeom prst="rect">
+                      <a:avLst/>
+                    </a:prstGeom>
+                  </pic:spPr>
+                </pic:pic>
+              </a:graphicData>
+            </a:graphic>
+          </wp:inline>
+        </w:drawing>
+      </w:r>
+    </w:p>
+    <w:p>
+      <w:pPr>
+        <w:rPr>
+          <w:rFonts w:hint="default" w:ascii="Times New Roman" w:hAnsi="Times New Roman" w:cs="Times New Roman"/>
+          <w:sz w:val="24"/>
+          <w:szCs w:val="24"/>
+          <w:lang w:val="en-US"/>
         </w:rPr>
       </w:pPr>
     </w:p>
@@ -18341,138 +18336,45 @@
           <w:rFonts w:hint="default" w:ascii="Times New Roman" w:hAnsi="Times New Roman" w:cs="Times New Roman"/>
           <w:sz w:val="24"/>
           <w:szCs w:val="24"/>
-        </w:rPr>
-        <w:t>### Screenshot Area 9</w:t>
-      </w:r>
-    </w:p>
-    <w:p>
-      <w:pPr>
-        <w:rPr>
-          <w:rFonts w:hint="default" w:ascii="Times New Roman" w:hAnsi="Times New Roman" w:cs="Times New Roman"/>
-          <w:sz w:val="24"/>
-          <w:szCs w:val="24"/>
-        </w:rPr>
-      </w:pPr>
-    </w:p>
-    <w:p>
-      <w:pPr>
-        <w:rPr>
-          <w:rFonts w:hint="default" w:ascii="Times New Roman" w:hAnsi="Times New Roman" w:cs="Times New Roman"/>
-          <w:sz w:val="24"/>
-          <w:szCs w:val="24"/>
-        </w:rPr>
-      </w:pPr>
-      <w:r>
-        <w:rPr>
-          <w:rFonts w:hint="default" w:ascii="Times New Roman" w:hAnsi="Times New Roman" w:cs="Times New Roman"/>
-          <w:sz w:val="24"/>
-          <w:szCs w:val="24"/>
-        </w:rPr>
-        <w:t>**Insert Screenshot of MySQL Connection Configuration Code Here**</w:t>
-      </w:r>
-    </w:p>
-    <w:p>
-      <w:pPr>
-        <w:rPr>
-          <w:rFonts w:hint="default" w:ascii="Times New Roman" w:hAnsi="Times New Roman" w:cs="Times New Roman"/>
-          <w:sz w:val="24"/>
-          <w:szCs w:val="24"/>
-        </w:rPr>
-      </w:pPr>
-    </w:p>
-    <w:p>
-      <w:pPr>
-        <w:rPr>
-          <w:rFonts w:hint="default" w:ascii="Times New Roman" w:hAnsi="Times New Roman" w:cs="Times New Roman"/>
-          <w:sz w:val="24"/>
-          <w:szCs w:val="24"/>
-        </w:rPr>
-      </w:pPr>
-      <w:r>
-        <w:rPr>
-          <w:rFonts w:hint="default" w:ascii="Times New Roman" w:hAnsi="Times New Roman" w:cs="Times New Roman"/>
-          <w:sz w:val="24"/>
-          <w:szCs w:val="24"/>
-        </w:rPr>
-        <w:t>---</w:t>
-      </w:r>
-    </w:p>
-    <w:p>
-      <w:pPr>
-        <w:rPr>
-          <w:rFonts w:hint="default" w:ascii="Times New Roman" w:hAnsi="Times New Roman" w:cs="Times New Roman"/>
-          <w:sz w:val="24"/>
-          <w:szCs w:val="24"/>
-        </w:rPr>
-      </w:pPr>
-    </w:p>
-    <w:p>
-      <w:pPr>
-        <w:rPr>
-          <w:rFonts w:hint="default" w:ascii="Times New Roman" w:hAnsi="Times New Roman" w:cs="Times New Roman"/>
-          <w:sz w:val="24"/>
-          <w:szCs w:val="24"/>
-        </w:rPr>
-      </w:pPr>
-      <w:r>
-        <w:rPr>
-          <w:rFonts w:hint="default" w:ascii="Times New Roman" w:hAnsi="Times New Roman" w:cs="Times New Roman"/>
-          <w:sz w:val="24"/>
-          <w:szCs w:val="24"/>
-        </w:rPr>
-        <w:t>### Screenshot Area 10</w:t>
-      </w:r>
-    </w:p>
-    <w:p>
-      <w:pPr>
-        <w:rPr>
-          <w:rFonts w:hint="default" w:ascii="Times New Roman" w:hAnsi="Times New Roman" w:cs="Times New Roman"/>
-          <w:sz w:val="24"/>
-          <w:szCs w:val="24"/>
-        </w:rPr>
-      </w:pPr>
-    </w:p>
-    <w:p>
-      <w:pPr>
-        <w:rPr>
-          <w:rFonts w:hint="default" w:ascii="Times New Roman" w:hAnsi="Times New Roman" w:cs="Times New Roman"/>
-          <w:sz w:val="24"/>
-          <w:szCs w:val="24"/>
-        </w:rPr>
-      </w:pPr>
-      <w:r>
-        <w:rPr>
-          <w:rFonts w:hint="default" w:ascii="Times New Roman" w:hAnsi="Times New Roman" w:cs="Times New Roman"/>
-          <w:sz w:val="24"/>
-          <w:szCs w:val="24"/>
-        </w:rPr>
-        <w:t>**Insert Screenshot Showing Successful MySQL Connection Here**</w:t>
-      </w:r>
-    </w:p>
-    <w:p>
-      <w:pPr>
-        <w:rPr>
-          <w:rFonts w:hint="default" w:ascii="Times New Roman" w:hAnsi="Times New Roman" w:cs="Times New Roman"/>
-          <w:sz w:val="24"/>
-          <w:szCs w:val="24"/>
-        </w:rPr>
-      </w:pPr>
-    </w:p>
-    <w:p>
-      <w:pPr>
-        <w:rPr>
-          <w:rFonts w:hint="default" w:ascii="Times New Roman" w:hAnsi="Times New Roman" w:cs="Times New Roman"/>
-          <w:sz w:val="24"/>
-          <w:szCs w:val="24"/>
-        </w:rPr>
-      </w:pPr>
-      <w:r>
-        <w:rPr>
-          <w:rFonts w:hint="default" w:ascii="Times New Roman" w:hAnsi="Times New Roman" w:cs="Times New Roman"/>
-          <w:sz w:val="24"/>
-          <w:szCs w:val="24"/>
-        </w:rPr>
-        <w:t>---</w:t>
+          <w:lang w:val="en-US"/>
+        </w:rPr>
+        <w:drawing>
+          <wp:inline distT="0" distB="0" distL="114300" distR="114300">
+            <wp:extent cx="4272915" cy="734695"/>
+            <wp:effectExtent l="0" t="0" r="1905" b="10160"/>
+            <wp:docPr id="2" name="Picture 2" descr="IMG-20260616-WA0013"/>
+            <wp:cNvGraphicFramePr>
+              <a:graphicFrameLocks xmlns:a="http://schemas.openxmlformats.org/drawingml/2006/main" noChangeAspect="1"/>
+            </wp:cNvGraphicFramePr>
+            <a:graphic xmlns:a="http://schemas.openxmlformats.org/drawingml/2006/main">
+              <a:graphicData uri="http://schemas.openxmlformats.org/drawingml/2006/picture">
+                <pic:pic xmlns:pic="http://schemas.openxmlformats.org/drawingml/2006/picture">
+                  <pic:nvPicPr>
+                    <pic:cNvPr id="2" name="Picture 2" descr="IMG-20260616-WA0013"/>
+                    <pic:cNvPicPr>
+                      <a:picLocks noChangeAspect="1"/>
+                    </pic:cNvPicPr>
+                  </pic:nvPicPr>
+                  <pic:blipFill>
+                    <a:blip r:embed="rId13"/>
+                    <a:stretch>
+                      <a:fillRect/>
+                    </a:stretch>
+                  </pic:blipFill>
+                  <pic:spPr>
+                    <a:xfrm>
+                      <a:off x="0" y="0"/>
+                      <a:ext cx="4272915" cy="734695"/>
+                    </a:xfrm>
+                    <a:prstGeom prst="rect">
+                      <a:avLst/>
+                    </a:prstGeom>
+                  </pic:spPr>
+                </pic:pic>
+              </a:graphicData>
+            </a:graphic>
+          </wp:inline>
+        </w:drawing>
       </w:r>
     </w:p>
     <w:p>
@@ -18918,71 +18820,12 @@
     </w:p>
     <w:p>
       <w:pPr>
-        <w:numPr>
-          <w:ilvl w:val="0"/>
-          <w:numId w:val="0"/>
-        </w:numPr>
-        <w:ind w:leftChars="0"/>
-        <w:rPr>
-          <w:rFonts w:hint="default" w:ascii="Times New Roman" w:hAnsi="Times New Roman" w:cs="Times New Roman"/>
-          <w:sz w:val="24"/>
-          <w:szCs w:val="24"/>
-        </w:rPr>
-      </w:pPr>
-    </w:p>
-    <w:p>
-      <w:pPr>
-        <w:rPr>
-          <w:rFonts w:hint="default" w:ascii="Times New Roman" w:hAnsi="Times New Roman" w:cs="Times New Roman"/>
-          <w:sz w:val="24"/>
-          <w:szCs w:val="24"/>
-        </w:rPr>
-      </w:pPr>
-      <w:r>
-        <w:rPr>
-          <w:rFonts w:hint="default" w:ascii="Times New Roman" w:hAnsi="Times New Roman" w:cs="Times New Roman"/>
-          <w:sz w:val="24"/>
-          <w:szCs w:val="24"/>
-        </w:rPr>
-        <w:t>### Screenshot Area 11</w:t>
-      </w:r>
-    </w:p>
-    <w:p>
-      <w:pPr>
-        <w:rPr>
-          <w:rFonts w:hint="default" w:ascii="Times New Roman" w:hAnsi="Times New Roman" w:cs="Times New Roman"/>
-          <w:sz w:val="24"/>
-          <w:szCs w:val="24"/>
-        </w:rPr>
-      </w:pPr>
-    </w:p>
-    <w:p>
-      <w:pPr>
-        <w:rPr>
-          <w:rFonts w:hint="default" w:ascii="Times New Roman" w:hAnsi="Times New Roman" w:cs="Times New Roman"/>
-          <w:sz w:val="24"/>
-          <w:szCs w:val="24"/>
-        </w:rPr>
-      </w:pPr>
-      <w:r>
-        <w:rPr>
-          <w:rFonts w:hint="default" w:ascii="Times New Roman" w:hAnsi="Times New Roman" w:cs="Times New Roman"/>
-          <w:sz w:val="24"/>
-          <w:szCs w:val="24"/>
-        </w:rPr>
-        <w:t>**Insert Screenshot of Flutter API Service Class Here**</w:t>
-      </w:r>
-    </w:p>
-    <w:p>
-      <w:pPr>
-        <w:rPr>
-          <w:rFonts w:hint="default" w:ascii="Times New Roman" w:hAnsi="Times New Roman" w:cs="Times New Roman"/>
-          <w:sz w:val="24"/>
-          <w:szCs w:val="24"/>
-        </w:rPr>
-      </w:pPr>
-      <w:bookmarkStart w:id="0" w:name="_GoBack"/>
-      <w:bookmarkEnd w:id="0"/>
+        <w:rPr>
+          <w:rFonts w:hint="default" w:ascii="Times New Roman" w:hAnsi="Times New Roman" w:cs="Times New Roman"/>
+          <w:sz w:val="24"/>
+          <w:szCs w:val="24"/>
+        </w:rPr>
+      </w:pPr>
     </w:p>
     <w:p>
       <w:pPr>
@@ -28232,7 +28075,7 @@
     <w:lsdException w:qFormat="1" w:unhideWhenUsed="0" w:uiPriority="0" w:semiHidden="0" w:name="Table Columns 3"/>
     <w:lsdException w:qFormat="1" w:unhideWhenUsed="0" w:uiPriority="0" w:semiHidden="0" w:name="Table Columns 4"/>
     <w:lsdException w:qFormat="1" w:unhideWhenUsed="0" w:uiPriority="0" w:semiHidden="0" w:name="Table Columns 5"/>
-    <w:lsdException w:unhideWhenUsed="0" w:uiPriority="0" w:semiHidden="0" w:name="Table Grid 1"/>
+    <w:lsdException w:qFormat="1" w:unhideWhenUsed="0" w:uiPriority="0" w:semiHidden="0" w:name="Table Grid 1"/>
     <w:lsdException w:qFormat="1" w:unhideWhenUsed="0" w:uiPriority="0" w:semiHidden="0" w:name="Table Grid 2"/>
     <w:lsdException w:qFormat="1" w:unhideWhenUsed="0" w:uiPriority="0" w:semiHidden="0" w:name="Table Grid 3"/>
     <w:lsdException w:qFormat="1" w:unhideWhenUsed="0" w:uiPriority="0" w:semiHidden="0" w:name="Table Grid 4"/>
@@ -28260,7 +28103,7 @@
     <w:lsdException w:qFormat="1" w:unhideWhenUsed="0" w:uiPriority="0" w:semiHidden="0" w:name="Table Web 2"/>
     <w:lsdException w:qFormat="1" w:unhideWhenUsed="0" w:uiPriority="0" w:semiHidden="0" w:name="Table Web 3"/>
     <w:lsdException w:qFormat="1" w:unhideWhenUsed="0" w:uiPriority="0" w:semiHidden="0" w:name="Balloon Text"/>
-    <w:lsdException w:unhideWhenUsed="0" w:uiPriority="0" w:semiHidden="0" w:name="Table Grid"/>
+    <w:lsdException w:qFormat="1" w:unhideWhenUsed="0" w:uiPriority="0" w:semiHidden="0" w:name="Table Grid"/>
     <w:lsdException w:qFormat="1" w:unhideWhenUsed="0" w:uiPriority="0" w:semiHidden="0" w:name="Table Theme"/>
     <w:lsdException w:qFormat="1" w:unhideWhenUsed="0" w:uiPriority="60" w:semiHidden="0" w:name="Light Shading"/>
     <w:lsdException w:qFormat="1" w:unhideWhenUsed="0" w:uiPriority="61" w:semiHidden="0" w:name="Light List"/>
@@ -30874,6 +30717,7 @@
   <w:style w:type="table" w:styleId="111">
     <w:name w:val="Table Grid"/>
     <w:basedOn w:val="12"/>
+    <w:qFormat/>
     <w:uiPriority w:val="0"/>
     <w:pPr>
       <w:widowControl w:val="0"/>
@@ -30893,6 +30737,7 @@
   <w:style w:type="table" w:styleId="112">
     <w:name w:val="Table Grid 1"/>
     <w:basedOn w:val="12"/>
+    <w:qFormat/>
     <w:uiPriority w:val="0"/>
     <w:pPr>
       <w:widowControl w:val="0"/>
